--- a/SAD_KatalyzerVega_v1.docx
+++ b/SAD_KatalyzerVega_v1.docx
@@ -7442,7 +7442,7 @@
           <w:bCs/>
           <w:color w:val="7B2CBF"/>
         </w:rPr>
-        <w:t xml:space="preserve">5.3 Etapa 3 — Scoring (Score v1 Determinístico)</w:t>
+        <w:t>5.3 Etapa 3 — Priority Index v1 (display name: Score v1 Determinístico)</w:t>
       </w:r>
     </w:p>
     <w:p>
@@ -8123,6 +8123,24 @@
     </w:p>
     <w:p>
       <w:pPr>
+        <w:pStyle w:val="ListParagraph"/>
+        <w:numPr>
+          <w:ilvl w:val="0"/>
+          <w:numId w:val="2"/>
+        </w:numPr>
+        <w:spacing w:after="40" w:before="20"/>
+      </w:pPr>
+      <w:r>
+        <w:rPr>
+          <w:color w:val="1A1A1A"/>
+          <w:sz w:val="22"/>
+          <w:szCs w:val="22"/>
+        </w:rPr>
+        <w:t>Nota terminológica (v1.1): O Score v1 é tecnicamente um Priority Index — índice ordinal de priorização, não um score estatístico de probabilidade de pagamento. O nome "Score" é mantido por familiaridade de mercado. Nunca apresentar o valor como probabilidade de conversão ou de pagamento. Score v2 (LightGBM supervisionado) é o objetivo após 6–12 meses de dados operacionais.</w:t>
+      </w:r>
+    </w:p>
+    <w:p>
+      <w:pPr>
         <w:spacing w:after="80" w:before="0"/>
       </w:pPr>
       <w:r>
@@ -8210,7 +8228,7 @@
           <w:sz w:val="22"/>
           <w:szCs w:val="22"/>
         </w:rPr>
-        <w:t xml:space="preserve">A simulação projeta a recuperação potencial para 3 cenários (Conservador, Moderado, Agressivo) usando curvas de decay mensal.</w:t>
+        <w:t>A simulação projeta a recuperação potencial para 3 cenários (Conservador, Moderado, Agressivo) usando uma função de decay exponencial com teto (ceiling) realista — benchmarks de DA municipal com plataforma de protesto ativa ficam entre 15–40% do valor-alvo em 12 meses (C1.1).</w:t>
       </w:r>
     </w:p>
     <w:p>
@@ -8231,7 +8249,20 @@
           <w:sz w:val="22"/>
           <w:szCs w:val="22"/>
         </w:rPr>
-        <w:t xml:space="preserve">Função de decay de referência (parâmetros de mercado — não calibrados):</w:t>
+        <w:t>Função de decay de referência com ceiling realista (parâmetros default v1.1 — calibrar com historico_safra):</w:t>
+      </w:r>
+    </w:p>
+    <w:p>
+      <w:pPr>
+        <w:spacing w:after="80" w:before="40"/>
+      </w:pPr>
+      <w:r>
+        <w:rPr>
+          <w:color w:val="1A1A1A"/>
+          <w:sz w:val="22"/>
+          <w:szCs w:val="22"/>
+        </w:rPr>
+        <w:t>decay_curve(valor_alvo_cents, rate, ceiling, meses=12) → retorna lista de valores R$ acumulados. Conservador: rate=0.04, ceiling=0.22 (~8% em 12m). Moderado: rate=0.06, ceiling=0.32 (~16% em 12m). Agressivo: rate=0.08, ceiling=0.42 (~26% em 12m). Colunas ceiling_conservador/moderado/agressivo persistidas em vega.sessoes_analise (migration 010). Trava de sanidade: cenários que projetam &gt;50% do valor ativo em 12m são bloqueados com alerta vermelho e requerem justificativa explícita do analista antes de visualização.</w:t>
       </w:r>
     </w:p>
     <w:tbl>
@@ -11989,6 +12020,34 @@
         <w:t xml:space="preserve">ADR-W-003 — Parâmetros de cenário como referência, não calibração automática</w:t>
       </w:r>
     </w:p>
+    <w:p>
+      <w:pPr>
+        <w:pStyle w:val="Heading2"/>
+        <w:spacing w:after="120" w:before="280"/>
+      </w:pPr>
+      <w:r>
+        <w:rPr>
+          <w:b/>
+          <w:bCs/>
+          <w:color w:val="7B2CBF"/>
+        </w:rPr>
+        <w:t>ADR-W-004 — Rates de decay calibrados com ceiling realista (v1.1)</w:t>
+      </w:r>
+    </w:p>
+    <w:p>
+      <w:pPr>
+        <w:pStyle w:val="Heading2"/>
+        <w:spacing w:after="120" w:before="280"/>
+      </w:pPr>
+      <w:r>
+        <w:rPr>
+          <w:b/>
+          <w:bCs/>
+          <w:color w:val="7B2CBF"/>
+        </w:rPr>
+        <w:t>Contexto: os rates defaults originais (0.9/0.55/0.38) produziam projeções de recuperação de 99%+ do valor-alvo em 12 meses — irreais para qualquer carteira municipal. Decisão: refatorar decay_curve para aceitar parâmetro ceiling (assíntota realista), com defaults Conservador 22%, Moderado 32%, Agressivo 42%. Rates rebaixados para 0.04/0.06/0.08 (velocidade de convergência realista). Trava de sanidade implementada em tab_cenarios.py bloqueia visualização quando projeção excede 50% do valor ativo em 12 meses, exigindo justificativa do analista para override. Consequência: cenários são conservadores por design — analista calibra manualmente após acumular dados em historico_safra.</w:t>
+      </w:r>
+    </w:p>
     <w:tbl>
       <w:tblPr>
         <w:tblW w:type="dxa" w:w="9360"/>
@@ -13039,7 +13098,7 @@
           <w:sz w:val="18"/>
           <w:szCs w:val="18"/>
         </w:rPr>
-        <w:t xml:space="preserve">© 2026 Katalyzer Tecnologia Ltda. · SAD Vega v1.0 · Documento técnico restrito à equipe de desenvolvimento.</w:t>
+        <w:t>© 2026 Katalyzer Tecnologia Ltda. · SAD Vega v1.1 · Documento técnico restrito à equipe de desenvolvimento.</w:t>
       </w:r>
     </w:p>
     <w:sectPr>
